--- a/Fotobox_Notfallkarte.docx
+++ b/Fotobox_Notfallkarte.docx
@@ -5,8 +5,19 @@
     <w:p>
       <w:pPr>
         <w:pStyle w:val="Titel"/>
+        <w:spacing w:after="120"/>
+        <w:jc w:val="center"/>
+        <w:rPr>
+          <w:rFonts w:hint="eastAsia"/>
+          <w:sz w:val="48"/>
+          <w:szCs w:val="44"/>
+        </w:rPr>
       </w:pPr>
       <w:r>
+        <w:rPr>
+          <w:sz w:val="48"/>
+          <w:szCs w:val="44"/>
+        </w:rPr>
         <w:t>Notfall-Anleitung</w:t>
       </w:r>
     </w:p>
@@ -15,6 +26,7 @@
         <w:pStyle w:val="Untertitel"/>
         <w:rPr>
           <w:rStyle w:val="SchwacheHervorhebung"/>
+          <w:rFonts w:hint="eastAsia"/>
         </w:rPr>
       </w:pPr>
       <w:r>
@@ -33,6 +45,9 @@
     <w:p>
       <w:pPr>
         <w:pStyle w:val="berschrift3"/>
+        <w:rPr>
+          <w:rFonts w:hint="eastAsia"/>
+        </w:rPr>
       </w:pPr>
       <w:r>
         <w:t xml:space="preserve">Gäste finden das WLAN </w:t>
@@ -43,7 +58,7 @@
       </w:r>
       <w:proofErr w:type="spellEnd"/>
       <w:r>
-        <w:t xml:space="preserve"> nicht (auch nicht manuell):</w:t>
+        <w:t xml:space="preserve"> nicht (auch nicht manuell)</w:t>
       </w:r>
     </w:p>
     <w:p>
@@ -156,9 +171,12 @@
     <w:p>
       <w:pPr>
         <w:pStyle w:val="berschrift3"/>
+        <w:rPr>
+          <w:rFonts w:hint="eastAsia"/>
+        </w:rPr>
       </w:pPr>
       <w:r>
-        <w:t>Foto-Download funktioniert nicht (Handy im Gast-WLAN, aber kein Bild):</w:t>
+        <w:t>Foto-Download funktioniert nicht (Handy im Gast-WLAN, aber kein Bild)</w:t>
       </w:r>
     </w:p>
     <w:p>
@@ -249,18 +267,18 @@
     <w:p>
       <w:pPr>
         <w:pStyle w:val="berschrift3"/>
+        <w:rPr>
+          <w:rFonts w:hint="eastAsia"/>
+        </w:rPr>
       </w:pPr>
       <w:r>
-        <w:t>App reagiert gar nicht mehr / hängt:</w:t>
+        <w:t>App reagiert gar nicht mehr / hängt</w:t>
       </w:r>
     </w:p>
     <w:p>
       <w:pPr>
         <w:pStyle w:val="Code"/>
         <w:ind w:left="0"/>
-        <w:rPr>
-          <w:lang w:val="en-US"/>
-        </w:rPr>
       </w:pPr>
     </w:p>
     <w:p>
@@ -360,13 +378,7 @@
         <w:rPr>
           <w:rStyle w:val="CodeZchn"/>
         </w:rPr>
-        <w:t>./</w:t>
-      </w:r>
-      <w:r>
-        <w:rPr>
-          <w:rStyle w:val="CodeZchn"/>
-        </w:rPr>
-        <w:t>start_fotobox.sh</w:t>
+        <w:t>./start_fotobox.sh</w:t>
       </w:r>
     </w:p>
     <w:p>
@@ -429,9 +441,12 @@
     <w:p>
       <w:pPr>
         <w:pStyle w:val="berschrift3"/>
+        <w:rPr>
+          <w:rFonts w:hint="eastAsia"/>
+        </w:rPr>
       </w:pPr>
       <w:r>
-        <w:t>Kamera reagiert nicht / Live-Vorschau bleibt schwarz:</w:t>
+        <w:t>Kamera reagiert nicht / Live-Vorschau bleibt schwarz</w:t>
       </w:r>
     </w:p>
     <w:p>
@@ -498,10 +513,13 @@
     </w:p>
     <w:p>
       <w:pPr>
-        <w:pStyle w:val="berschrift2"/>
+        <w:pStyle w:val="berschrift3"/>
+        <w:rPr>
+          <w:rFonts w:hint="eastAsia"/>
+        </w:rPr>
       </w:pPr>
       <w:r>
-        <w:t xml:space="preserve">Nichts davon hilft: </w:t>
+        <w:t>Nichts davon hilft</w:t>
       </w:r>
     </w:p>
     <w:p>
@@ -524,10 +542,9 @@
         <w:t>dauert ~1–2 Minuten, App startet danach automatisch.</w:t>
       </w:r>
     </w:p>
-    <w:p/>
     <w:sectPr>
-      <w:pgSz w:w="11906" w:h="16838" w:code="9"/>
-      <w:pgMar w:top="720" w:right="720" w:bottom="720" w:left="720" w:header="0" w:footer="0" w:gutter="0"/>
+      <w:pgSz w:w="8391" w:h="11906" w:code="11"/>
+      <w:pgMar w:top="567" w:right="567" w:bottom="567" w:left="567" w:header="0" w:footer="0" w:gutter="0"/>
       <w:cols w:space="708"/>
       <w:docGrid w:linePitch="435"/>
     </w:sectPr>
@@ -4138,7 +4155,7 @@
     <w:uiPriority w:val="9"/>
     <w:unhideWhenUsed/>
     <w:qFormat/>
-    <w:rsid w:val="00926353"/>
+    <w:rsid w:val="00797E7C"/>
     <w:pPr>
       <w:keepNext/>
       <w:keepLines/>
@@ -4150,6 +4167,8 @@
       <w:b/>
       <w:bCs/>
       <w:color w:val="4F81BD"/>
+      <w:sz w:val="22"/>
+      <w:szCs w:val="22"/>
     </w:rPr>
   </w:style>
   <w:style w:type="paragraph" w:styleId="berschrift4">
@@ -4290,6 +4309,7 @@
   <w:style w:type="character" w:default="1" w:styleId="Absatz-Standardschriftart">
     <w:name w:val="Default Paragraph Font"/>
     <w:uiPriority w:val="1"/>
+    <w:semiHidden/>
     <w:unhideWhenUsed/>
   </w:style>
   <w:style w:type="table" w:default="1" w:styleId="NormaleTabelle">
@@ -4401,12 +4421,14 @@
     <w:name w:val="Überschrift 3 Zchn"/>
     <w:link w:val="berschrift3"/>
     <w:uiPriority w:val="9"/>
-    <w:rsid w:val="00926353"/>
+    <w:rsid w:val="00797E7C"/>
     <w:rPr>
       <w:rFonts w:ascii="Aptos" w:eastAsia="MS Gothic" w:hAnsi="Aptos"/>
       <w:b/>
       <w:bCs/>
       <w:color w:val="4F81BD"/>
+      <w:sz w:val="22"/>
+      <w:szCs w:val="22"/>
     </w:rPr>
   </w:style>
   <w:style w:type="paragraph" w:styleId="Titel">
